--- a/OOP_lab1/lab1.docx
+++ b/OOP_lab1/lab1.docx
@@ -555,7 +555,7 @@
           <w:sz w:val="28"/>
           <w:lang w:val="ru-RU"/>
         </w:rPr>
-        <w:t>4</w:t>
+        <w:t>1</w:t>
       </w:r>
     </w:p>
     <w:p>
@@ -1126,19 +1126,30 @@
           <w:rFonts w:ascii="Times New Roman" w:eastAsia="Times New Roman" w:hAnsi="Times New Roman" w:cs="Times New Roman"/>
           <w:color w:val="000000"/>
           <w:sz w:val="28"/>
-          <w:lang w:val="ru-RU"/>
-        </w:rPr>
-        <w:t>Порєв</w:t>
-      </w:r>
-      <w:proofErr w:type="spellEnd"/>
-      <w:r>
-        <w:rPr>
-          <w:rFonts w:ascii="Times New Roman" w:eastAsia="Times New Roman" w:hAnsi="Times New Roman" w:cs="Times New Roman"/>
-          <w:color w:val="000000"/>
-          <w:sz w:val="28"/>
-          <w:lang w:val="ru-RU"/>
-        </w:rPr>
-        <w:t xml:space="preserve"> В.М. </w:t>
+          <w:lang w:val="uk-UA"/>
+        </w:rPr>
+        <w:t>Рекечинський</w:t>
+      </w:r>
+      <w:proofErr w:type="spellEnd"/>
+      <w:r>
+        <w:rPr>
+          <w:rFonts w:ascii="Times New Roman" w:eastAsia="Times New Roman" w:hAnsi="Times New Roman" w:cs="Times New Roman"/>
+          <w:color w:val="000000"/>
+          <w:sz w:val="28"/>
+          <w:lang w:val="uk-UA"/>
+        </w:rPr>
+        <w:t xml:space="preserve"> Д.О.</w:t>
+      </w:r>
+      <w:bookmarkStart w:id="0" w:name="_GoBack"/>
+      <w:bookmarkEnd w:id="0"/>
+      <w:r>
+        <w:rPr>
+          <w:rFonts w:ascii="Times New Roman" w:eastAsia="Times New Roman" w:hAnsi="Times New Roman" w:cs="Times New Roman"/>
+          <w:color w:val="000000"/>
+          <w:sz w:val="28"/>
+          <w:lang w:val="ru-RU"/>
+        </w:rPr>
+        <w:t xml:space="preserve"> </w:t>
       </w:r>
       <w:r>
         <w:rPr>
@@ -10921,6 +10932,9 @@
         <w:t>}</w:t>
       </w:r>
       <w:r>
+        <w:rPr>
+          <w:lang w:val="ru-RU"/>
+        </w:rPr>
         <w:br w:type="page"/>
       </w:r>
     </w:p>
@@ -10960,7 +10974,8 @@
       </w:pPr>
       <w:r>
         <w:rPr>
-          <w:lang w:val="ru-RU"/>
+          <w:noProof/>
+          <w:lang w:val="uk-UA" w:eastAsia="uk-UA" w:bidi="ar-SA"/>
         </w:rPr>
         <w:drawing>
           <wp:anchor distT="0" distB="0" distL="114300" distR="114300" simplePos="0" relativeHeight="251655680" behindDoc="0" locked="0" layoutInCell="1" allowOverlap="1" wp14:anchorId="1A979B3F" wp14:editId="452B6D71">
@@ -11287,9 +11302,10 @@
       <w:r>
         <w:rPr>
           <w:rFonts w:ascii="Times New Roman" w:eastAsia="Times New Roman" w:hAnsi="Times New Roman" w:cs="Times New Roman"/>
+          <w:noProof/>
           <w:sz w:val="32"/>
           <w:u w:val="single"/>
-          <w:lang w:val="ru-RU"/>
+          <w:lang w:val="uk-UA" w:eastAsia="uk-UA" w:bidi="ar-SA"/>
         </w:rPr>
         <w:drawing>
           <wp:anchor distT="0" distB="0" distL="114300" distR="114300" simplePos="0" relativeHeight="251675136" behindDoc="0" locked="0" layoutInCell="1" allowOverlap="1" wp14:anchorId="4901A204" wp14:editId="5EB13D1B">
@@ -11450,8 +11466,6 @@
         </w:rPr>
         <w:t xml:space="preserve"> модульному програмуванню.</w:t>
       </w:r>
-      <w:bookmarkStart w:id="0" w:name="_GoBack"/>
-      <w:bookmarkEnd w:id="0"/>
     </w:p>
     <w:sectPr>
       <w:pgSz w:w="12240" w:h="15840"/>
